--- a/Part-Two-Ch07-The-Union-Breaks/The New York City Draft Riots.docx
+++ b/Part-Two-Ch07-The-Union-Breaks/The New York City Draft Riots.docx
@@ -9,25 +9,22 @@
         <w:tblLook w:firstColumn="1" w:firstRow="1" w:lastColumn="0" w:lastRow="0" w:noHBand="0" w:noVBand="1" w:val="04A0"/>
       </w:tblPr>
       <w:tblGrid>
-        <w:gridCol w:w="9936"/>
+        <w:gridCol w:w="10224"/>
       </w:tblGrid>
       <w:tr>
         <w:tc>
           <w:tcPr>
-            <w:tcW w:type="dxa" w:w="9936"/>
+            <w:tcW w:type="dxa" w:w="10224"/>
             <w:shd w:val="clear" w:fill="B1442F"/>
           </w:tcPr>
           <w:p>
-            <w:pPr>
-              <w:jc w:val="left"/>
-            </w:pPr>
             <w:r>
               <w:rPr>
                 <w:b/>
                 <w:color w:val="FFE6DE"/>
                 <w:sz w:val="18"/>
               </w:rPr>
-              <w:t>CHAPTER 7 · DEEP DIVE · A HOUSE DIVIDED</w:t>
+              <w:t>PROMISE &amp; PRACTICE  ·  DEEP DIVE  ·  SOURCE ANALYSIS</w:t>
             </w:r>
           </w:p>
           <w:p>
@@ -35,18 +32,19 @@
               <w:rPr>
                 <w:b/>
                 <w:color w:val="FFFFFF"/>
-                <w:sz w:val="40"/>
+                <w:sz w:val="42"/>
               </w:rPr>
-              <w:t>The New York City Draft Riots</w:t>
+              <w:t>The New York City Draft Riots — A House Divided</w:t>
             </w:r>
           </w:p>
           <w:p>
             <w:r>
               <w:rPr>
+                <w:i/>
                 <w:color w:val="FFE6DE"/>
-                <w:sz w:val="21"/>
+                <w:sz w:val="22"/>
               </w:rPr>
-              <w:t>For five days in July 1863, the North's largest city turned on itself — and on its Black residents. July 1863.</w:t>
+              <w:t>Why the City Burned</w:t>
             </w:r>
           </w:p>
         </w:tc>
@@ -64,7 +62,7 @@
         <w:rPr>
           <w:sz w:val="21"/>
         </w:rPr>
-        <w:t xml:space="preserve">__________________________    </w:t>
+        <w:t xml:space="preserve">______________________________    </w:t>
       </w:r>
       <w:r>
         <w:rPr>
@@ -90,30 +88,190 @@
         <w:rPr>
           <w:sz w:val="21"/>
         </w:rPr>
-        <w:t>______________</w:t>
+        <w:t>________________</w:t>
+      </w:r>
+    </w:p>
+    <w:tbl>
+      <w:tblPr>
+        <w:tblW w:type="auto" w:w="0"/>
+        <w:tblLayout w:type="autofit"/>
+        <w:tblLook w:firstColumn="1" w:firstRow="1" w:lastColumn="0" w:lastRow="0" w:noHBand="0" w:noVBand="1" w:val="04A0"/>
+      </w:tblPr>
+      <w:tblGrid>
+        <w:gridCol w:w="10224"/>
+      </w:tblGrid>
+      <w:tr>
+        <w:tc>
+          <w:tcPr>
+            <w:tcW w:type="dxa" w:w="10224"/>
+            <w:shd w:val="clear" w:fill="f4c04e"/>
+          </w:tcPr>
+          <w:p>
+            <w:r>
+              <w:rPr>
+                <w:b/>
+                <w:color w:val="5A4512"/>
+                <w:sz w:val="19"/>
+              </w:rPr>
+              <w:t xml:space="preserve">WHAT I CAN DO TODAY   </w:t>
+            </w:r>
+            <w:r>
+              <w:rPr>
+                <w:color w:val="5A4512"/>
+                <w:sz w:val="21"/>
+              </w:rPr>
+              <w:t>I can read primary sources about The New York City Draft Riots — A House Divided, weigh who made each one and why, and use evidence to answer historical questions.</w:t>
+            </w:r>
+          </w:p>
+        </w:tc>
+      </w:tr>
+    </w:tbl>
+    <w:p>
+      <w:r>
+        <w:rPr>
+          <w:b/>
+          <w:color w:val="B1442F"/>
+        </w:rPr>
+        <w:t xml:space="preserve">Directions. </w:t>
+      </w:r>
+      <w:r>
+        <w:rPr>
+          <w:sz w:val="22"/>
+        </w:rPr>
+        <w:t>Big events are almost never caused by just one thing. Sort the pressures that combined into five days of violence</w:t>
       </w:r>
     </w:p>
     <w:p/>
     <w:p>
       <w:r>
         <w:rPr>
+          <w:b/>
+          <w:color w:val="B1442F"/>
+          <w:sz w:val="26"/>
+        </w:rPr>
+        <w:t>THE SOURCES</w:t>
+      </w:r>
+    </w:p>
+    <w:p>
+      <w:pPr>
+        <w:spacing w:before="160"/>
+      </w:pPr>
+      <w:r>
+        <w:rPr>
+          <w:b/>
+          <w:color w:val="1C1714"/>
+          <w:sz w:val="23"/>
+        </w:rPr>
+        <w:t>THE IMAGE · 1863  —  The burning of the Colored Orphan Asylum</w:t>
+      </w:r>
+    </w:p>
+    <w:p>
+      <w:pPr>
+        <w:jc w:val="center"/>
+      </w:pPr>
+      <w:r>
+        <w:drawing>
+          <wp:inline xmlns:a="http://schemas.openxmlformats.org/drawingml/2006/main" xmlns:pic="http://schemas.openxmlformats.org/drawingml/2006/picture">
+            <wp:extent cx="3931920" cy="3149468"/>
+            <wp:docPr id="1" name="Picture 1"/>
+            <wp:cNvGraphicFramePr>
+              <a:graphicFrameLocks noChangeAspect="1"/>
+            </wp:cNvGraphicFramePr>
+            <a:graphic>
+              <a:graphicData uri="http://schemas.openxmlformats.org/drawingml/2006/picture">
+                <pic:pic>
+                  <pic:nvPicPr>
+                    <pic:cNvPr id="0" name="image.jpg"/>
+                    <pic:cNvPicPr/>
+                  </pic:nvPicPr>
+                  <pic:blipFill>
+                    <a:blip r:embed="rId9"/>
+                    <a:stretch>
+                      <a:fillRect/>
+                    </a:stretch>
+                  </pic:blipFill>
+                  <pic:spPr>
+                    <a:xfrm>
+                      <a:off x="0" y="0"/>
+                      <a:ext cx="3931920" cy="3149468"/>
+                    </a:xfrm>
+                    <a:prstGeom prst="rect"/>
+                  </pic:spPr>
+                </pic:pic>
+              </a:graphicData>
+            </a:graphic>
+          </wp:inline>
+        </w:drawing>
+      </w:r>
+    </w:p>
+    <w:p>
+      <w:pPr>
+        <w:ind w:left="432"/>
+      </w:pPr>
+      <w:r>
+        <w:rPr>
           <w:i/>
           <w:color w:val="1C1714"/>
           <w:sz w:val="22"/>
         </w:rPr>
-        <w:t>For five days in July 1863, the North's largest city turned on itself — and on its Black residents. July 1863.</w:t>
+        <w:t>More than 200 Black children lived here. The building was looted and burned; the children escaped out the back and were sheltered by a police station</w:t>
+      </w:r>
+    </w:p>
+    <w:p>
+      <w:r>
+        <w:rPr>
+          <w:color w:val="6A6256"/>
+          <w:sz w:val="17"/>
+        </w:rPr>
+        <w:t>“The Riots at New York — the Rioters Burning and Sacking the Colored Orphan Asylum” — wood engraving, Harper's Weekly, August 1, 1863, public domain (Library of Congress).</w:t>
       </w:r>
     </w:p>
     <w:p>
       <w:pPr>
-        <w:spacing w:after="80"/>
+        <w:spacing w:before="160"/>
       </w:pPr>
       <w:r>
         <w:rPr>
+          <w:b/>
           <w:color w:val="1C1714"/>
           <w:sz w:val="23"/>
         </w:rPr>
-        <w:t>When a mob explodes, is there ever just one cause — or do many pressures build until something breaks?</w:t>
+        <w:t>SOURCE · THE DRAFT LAW · 1863  —  The $300 clause</w:t>
+      </w:r>
+    </w:p>
+    <w:p>
+      <w:pPr>
+        <w:ind w:left="432"/>
+      </w:pPr>
+      <w:r>
+        <w:rPr>
+          <w:i/>
+          <w:color w:val="1C1714"/>
+          <w:sz w:val="22"/>
+        </w:rPr>
+        <w:t>“…any person drafted … may, on or before the day fixed for his appearance, furnish an acceptable substitute … or he may pay to such person as the Secretary of War may authorize … a sum not exceeding three hundred dollars … for the procuration of such substitute.”</w:t>
+        <w:br/>
+        <w:t>— Enrollment Act of 1863. Public domain</w:t>
+      </w:r>
+    </w:p>
+    <w:p>
+      <w:r>
+        <w:rPr>
+          <w:color w:val="6A6256"/>
+          <w:sz w:val="17"/>
+        </w:rPr>
+        <w:t>— Enrollment Act of 1863. Public domain.</w:t>
+      </w:r>
+    </w:p>
+    <w:p/>
+    <w:p>
+      <w:r>
+        <w:rPr>
+          <w:b/>
+          <w:color w:val="B1442F"/>
+          <w:sz w:val="26"/>
+        </w:rPr>
+        <w:t>YOUR WORK</w:t>
       </w:r>
     </w:p>
     <w:p>
@@ -123,54 +281,65 @@
       <w:r>
         <w:rPr>
           <w:b/>
-          <w:color w:val="B1442F"/>
-          <w:sz w:val="28"/>
+          <w:color w:val="FFFFFF"/>
+          <w:sz w:val="20"/>
+          <w:shd w:val="clear" w:fill="B1442F"/>
         </w:rPr>
-        <w:t>A New Kind of Draft</w:t>
+        <w:t xml:space="preserve">  QUESTION 1  </w:t>
+      </w:r>
+      <w:r>
+        <w:rPr>
+          <w:b/>
+          <w:color w:val="6A6256"/>
+          <w:sz w:val="18"/>
+        </w:rPr>
+        <w:t xml:space="preserve">   STEP 1 · LIST THE CAUSES</w:t>
       </w:r>
     </w:p>
     <w:p>
       <w:r>
         <w:rPr>
-          <w:b/>
-          <w:color w:val="6A6256"/>
-          <w:sz w:val="17"/>
+          <w:b w:val="0"/>
+          <w:color w:val="1C1714"/>
+          <w:sz w:val="23"/>
         </w:rPr>
-        <w:t>MARCH 1863</w:t>
+        <w:t>The lesson describes several pressures behind the riots. List four different causes that combined to produce the violence.</w:t>
       </w:r>
     </w:p>
     <w:p>
       <w:pPr>
-        <w:spacing w:after="80"/>
+        <w:spacing w:after="120"/>
       </w:pPr>
       <w:r>
         <w:rPr>
-          <w:color w:val="1C1714"/>
-          <w:sz w:val="23"/>
+          <w:color w:val="9A9286"/>
+          <w:sz w:val="22"/>
         </w:rPr>
-        <w:t>By 1863, volunteering had slowed and the Union needed men. Congress passed the first federal draft — but with a loophole that enraged the poor: a drafted man could escape service by paying $300 or hiring a substitute.</w:t>
+        <w:t>____________________________________________________________________________________________</w:t>
       </w:r>
     </w:p>
     <w:p>
       <w:pPr>
-        <w:spacing w:after="80"/>
+        <w:spacing w:after="120"/>
       </w:pPr>
       <w:r>
         <w:rPr>
-          <w:color w:val="1C1714"/>
-          <w:sz w:val="23"/>
+          <w:color w:val="9A9286"/>
+          <w:sz w:val="22"/>
         </w:rPr>
-        <w:t>Three hundred dollars was nearly a year's wages for a laborer. To working families, the message was clear and bitter: “a rich man's war and a poor man's fight.”</w:t>
+        <w:t>____________________________________________________________________________________________</w:t>
       </w:r>
     </w:p>
     <w:p>
+      <w:pPr>
+        <w:spacing w:after="120"/>
+      </w:pPr>
       <w:r>
         <w:rPr>
-          <w:i/>
-          <w:color w:val="6A6256"/>
-          <w:sz w:val="17"/>
+          <w:color w:val="9A9286"/>
+          <w:sz w:val="22"/>
         </w:rPr>
-        <w:t>“The Riots at New York — the Rioters Burning and Sacking the Colored Orphan Asylum” — wood engraving, Harper’s Weekly, August 1, 1863, public domain (Library of Congress).</w:t>
+        <w:t>____________________________________________________________________________________________</w:t>
       </w:r>
     </w:p>
     <w:p>
@@ -180,54 +349,77 @@
       <w:r>
         <w:rPr>
           <w:b/>
-          <w:color w:val="B1442F"/>
-          <w:sz w:val="28"/>
+          <w:color w:val="FFFFFF"/>
+          <w:sz w:val="20"/>
+          <w:shd w:val="clear" w:fill="B1442F"/>
         </w:rPr>
-        <w:t>Many Fuses, One Explosion</w:t>
+        <w:t xml:space="preserve">  QUESTION 2  </w:t>
+      </w:r>
+      <w:r>
+        <w:rPr>
+          <w:b/>
+          <w:color w:val="6A6256"/>
+          <w:sz w:val="18"/>
+        </w:rPr>
+        <w:t xml:space="preserve">   STEP 2 · “A RICH MAN'S WAR”</w:t>
       </w:r>
     </w:p>
     <w:p>
       <w:r>
         <w:rPr>
-          <w:b/>
-          <w:color w:val="6A6256"/>
-          <w:sz w:val="17"/>
+          <w:b w:val="0"/>
+          <w:color w:val="1C1714"/>
+          <w:sz w:val="23"/>
         </w:rPr>
-        <w:t>THE PRESSURES BUILD</w:t>
+        <w:t>Using the draft-law source, why did the $300 exemption feel so unjust to poor workers?</w:t>
       </w:r>
     </w:p>
     <w:p>
       <w:pPr>
-        <w:spacing w:after="80"/>
+        <w:spacing w:after="40"/>
+        <w:ind w:left="432"/>
       </w:pPr>
       <w:r>
         <w:rPr>
-          <w:color w:val="1C1714"/>
-          <w:sz w:val="23"/>
+          <w:sz w:val="22"/>
         </w:rPr>
-        <w:t>Several pressures piled up at once. Many of New York's poorest workers were Irish immigrants, who competed for low-wage jobs and had been told, by some politicians, that the draft would send them to die to free enslaved people who would then take their jobs.</w:t>
+        <w:t>☐  A.  it applied only to the rich</w:t>
       </w:r>
     </w:p>
     <w:p>
       <w:pPr>
-        <w:spacing w:after="80"/>
+        <w:spacing w:after="40"/>
+        <w:ind w:left="432"/>
       </w:pPr>
       <w:r>
         <w:rPr>
-          <w:color w:val="1C1714"/>
-          <w:sz w:val="23"/>
+          <w:sz w:val="22"/>
         </w:rPr>
-        <w:t>Add resentment of the $300 exemption, anger at the war's endless casualty lists, and deep, organized racism — and the city was a powder keg. When the draft lottery began on July 13, 1863, it exploded.</w:t>
+        <w:t>☐  B.  it was far too small to matter</w:t>
       </w:r>
     </w:p>
     <w:p>
+      <w:pPr>
+        <w:spacing w:after="40"/>
+        <w:ind w:left="432"/>
+      </w:pPr>
       <w:r>
         <w:rPr>
-          <w:i/>
-          <w:color w:val="6A6256"/>
-          <w:sz w:val="17"/>
+          <w:sz w:val="22"/>
         </w:rPr>
-        <w:t>The divided nation, 1861 — map, © ShadowDog Digital Studios (SDS Digital Collection).</w:t>
+        <w:t>☐  C.  it freed enslaved people</w:t>
+      </w:r>
+    </w:p>
+    <w:p>
+      <w:pPr>
+        <w:spacing w:after="40"/>
+        <w:ind w:left="432"/>
+      </w:pPr>
+      <w:r>
+        <w:rPr>
+          <w:sz w:val="22"/>
+        </w:rPr>
+        <w:t>☐  D.  it let the wealthy buy their way out, leaving the poor to do the fighting</w:t>
       </w:r>
     </w:p>
     <w:p>
@@ -237,40 +429,77 @@
       <w:r>
         <w:rPr>
           <w:b/>
-          <w:color w:val="B1442F"/>
-          <w:sz w:val="28"/>
+          <w:color w:val="FFFFFF"/>
+          <w:sz w:val="20"/>
+          <w:shd w:val="clear" w:fill="B1442F"/>
         </w:rPr>
-        <w:t>The Mob Turns on the Innocent</w:t>
+        <w:t xml:space="preserve">  QUESTION 3  </w:t>
+      </w:r>
+      <w:r>
+        <w:rPr>
+          <w:b/>
+          <w:color w:val="6A6256"/>
+          <w:sz w:val="18"/>
+        </w:rPr>
+        <w:t xml:space="preserve">   STEP 3 · CAUSES WITH A TARGET</w:t>
       </w:r>
     </w:p>
     <w:p>
       <w:r>
         <w:rPr>
-          <w:b/>
-          <w:color w:val="6A6256"/>
-          <w:sz w:val="17"/>
+          <w:b w:val="0"/>
+          <w:color w:val="1C1714"/>
+          <w:sz w:val="23"/>
         </w:rPr>
-        <w:t>HARPER'S WEEKLY · AUGUST 1863</w:t>
+        <w:t>The riot began against the draft but quickly targeted Black New Yorkers. Using the image and the lesson, explain how racism and job competition turned an anti-draft riot into a racial massacre.</w:t>
       </w:r>
     </w:p>
     <w:p>
+      <w:pPr>
+        <w:spacing w:after="120"/>
+      </w:pPr>
       <w:r>
         <w:rPr>
-          <w:i/>
-          <w:color w:val="1C1714"/>
+          <w:color w:val="9A9286"/>
           <w:sz w:val="22"/>
         </w:rPr>
-        <w:t>The violence quickly shifted from draft offices to the city's Black residents. Rioters burned the Colored Orphan Asylum, home to more than 200 children, who narrowly escaped out the back.</w:t>
+        <w:t>____________________________________________________________________________________________</w:t>
       </w:r>
     </w:p>
     <w:p>
+      <w:pPr>
+        <w:spacing w:after="120"/>
+      </w:pPr>
       <w:r>
         <w:rPr>
-          <w:i/>
-          <w:color w:val="6A6256"/>
-          <w:sz w:val="17"/>
+          <w:color w:val="9A9286"/>
+          <w:sz w:val="22"/>
         </w:rPr>
-        <w:t>“The Riots at New York — the Rioters Burning and Sacking the Colored Orphan Asylum” — wood engraving, Harper's Weekly, August 1, 1863, public domain (Library of Congress).</w:t>
+        <w:t>____________________________________________________________________________________________</w:t>
+      </w:r>
+    </w:p>
+    <w:p>
+      <w:pPr>
+        <w:spacing w:after="120"/>
+      </w:pPr>
+      <w:r>
+        <w:rPr>
+          <w:color w:val="9A9286"/>
+          <w:sz w:val="22"/>
+        </w:rPr>
+        <w:t>____________________________________________________________________________________________</w:t>
+      </w:r>
+    </w:p>
+    <w:p>
+      <w:pPr>
+        <w:spacing w:after="120"/>
+      </w:pPr>
+      <w:r>
+        <w:rPr>
+          <w:color w:val="9A9286"/>
+          <w:sz w:val="22"/>
+        </w:rPr>
+        <w:t>____________________________________________________________________________________________</w:t>
       </w:r>
     </w:p>
     <w:p>
@@ -280,169 +509,79 @@
       <w:r>
         <w:rPr>
           <w:b/>
-          <w:color w:val="B1442F"/>
-          <w:sz w:val="28"/>
+          <w:color w:val="FFFFFF"/>
+          <w:sz w:val="20"/>
+          <w:shd w:val="clear" w:fill="B1442F"/>
         </w:rPr>
-        <w:t>The Deadliest Riot in U.S. History</w:t>
+        <w:t xml:space="preserve">  QUESTION 4  </w:t>
+      </w:r>
+      <w:r>
+        <w:rPr>
+          <w:b/>
+          <w:color w:val="6A6256"/>
+          <w:sz w:val="18"/>
+        </w:rPr>
+        <w:t xml:space="preserve">   STEP 4 · WHY IT MATTERS</w:t>
       </w:r>
     </w:p>
     <w:p>
       <w:r>
         <w:rPr>
-          <w:b/>
-          <w:color w:val="6A6256"/>
-          <w:sz w:val="17"/>
+          <w:b w:val="0"/>
+          <w:color w:val="1C1714"/>
+          <w:sz w:val="23"/>
         </w:rPr>
-        <w:t>FIVE DAYS OF TERROR</w:t>
+        <w:t>A student says, “The riots happened because of the draft.” Using multiple causation, explain why that answer is too simple, in two or three sentences. What does it leave out?</w:t>
       </w:r>
     </w:p>
     <w:p>
       <w:pPr>
-        <w:spacing w:after="80"/>
+        <w:spacing w:after="120"/>
       </w:pPr>
       <w:r>
         <w:rPr>
-          <w:color w:val="1C1714"/>
-          <w:sz w:val="23"/>
+          <w:color w:val="9A9286"/>
+          <w:sz w:val="22"/>
         </w:rPr>
-        <w:t>For five days the mob attacked draft offices, wealthy homes, and — most savagely — Black New Yorkers, lynching several and burning Black churches, homes, and the orphanage. Order was restored only when Union troops, some straight from the field at Gettysburg, marched into the city.</w:t>
+        <w:t>____________________________________________________________________________________________</w:t>
       </w:r>
     </w:p>
     <w:p>
       <w:pPr>
-        <w:spacing w:after="80"/>
+        <w:spacing w:after="120"/>
       </w:pPr>
       <w:r>
         <w:rPr>
-          <w:color w:val="1C1714"/>
-          <w:sz w:val="23"/>
+          <w:color w:val="9A9286"/>
+          <w:sz w:val="22"/>
         </w:rPr>
-        <w:t>More than 100 people were killed, making it the deadliest riot in American history. The home front, it turned out, had its own battlefields.</w:t>
-      </w:r>
-    </w:p>
-    <w:p>
-      <w:r>
-        <w:rPr>
-          <w:i/>
-          <w:color w:val="6A6256"/>
-          <w:sz w:val="17"/>
-        </w:rPr>
-        <w:t>“The Riots at New York — the Rioters Burning and Sacking the Colored Orphan Asylum” — wood engraving, Harper’s Weekly, August 1, 1863, public domain (Library of Congress).</w:t>
-      </w:r>
-    </w:p>
-    <w:p>
-      <w:r>
-        <w:rPr>
-          <w:b/>
-          <w:color w:val="6A6256"/>
-          <w:sz w:val="17"/>
-        </w:rPr>
-        <w:t>A NEW YORK DIARIST · JULY 1863</w:t>
+        <w:t>____________________________________________________________________________________________</w:t>
       </w:r>
     </w:p>
     <w:p>
       <w:pPr>
-        <w:spacing w:after="80"/>
+        <w:spacing w:after="120"/>
       </w:pPr>
       <w:r>
         <w:rPr>
-          <w:color w:val="1C1714"/>
-          <w:sz w:val="23"/>
+          <w:color w:val="9A9286"/>
+          <w:sz w:val="22"/>
         </w:rPr>
-        <w:t>The lowest Irish are the scum of the earth … and the howling devils who are now disgracing the city are the worst of them. … Rabble revels.</w:t>
+        <w:t>____________________________________________________________________________________________</w:t>
       </w:r>
     </w:p>
     <w:p>
       <w:pPr>
-        <w:spacing w:before="200"/>
+        <w:spacing w:after="120"/>
       </w:pPr>
       <w:r>
         <w:rPr>
-          <w:b/>
-          <w:color w:val="B1442F"/>
-          <w:sz w:val="28"/>
+          <w:color w:val="9A9286"/>
+          <w:sz w:val="22"/>
         </w:rPr>
-        <w:t>The War's Fault Lines at Home</w:t>
+        <w:t>____________________________________________________________________________________________</w:t>
       </w:r>
     </w:p>
-    <w:p>
-      <w:r>
-        <w:rPr>
-          <w:b/>
-          <w:color w:val="6A6256"/>
-          <w:sz w:val="17"/>
-        </w:rPr>
-        <w:t>WHY IT MATTERS</w:t>
-      </w:r>
-    </w:p>
-    <w:p>
-      <w:pPr>
-        <w:spacing w:after="80"/>
-      </w:pPr>
-      <w:r>
-        <w:rPr>
-          <w:color w:val="1C1714"/>
-          <w:sz w:val="23"/>
-        </w:rPr>
-        <w:t>The riots exposed the class and racial fractures running through the Union itself. The war was not just North against South; it also strained the bonds between rich and poor, native-born and immigrant, white and Black — inside the North.</w:t>
-      </w:r>
-    </w:p>
-    <w:p>
-      <w:pPr>
-        <w:spacing w:after="80"/>
-      </w:pPr>
-      <w:r>
-        <w:rPr>
-          <w:color w:val="1C1714"/>
-          <w:sz w:val="23"/>
-        </w:rPr>
-        <w:t>Understanding the riots means seeing that big events usually have many causes at once. No single spark explains five days of fire.</w:t>
-      </w:r>
-    </w:p>
-    <w:p>
-      <w:r>
-        <w:rPr>
-          <w:i/>
-          <w:color w:val="6A6256"/>
-          <w:sz w:val="17"/>
-        </w:rPr>
-        <w:t>“The Riots at New York — the Rioters Burning and Sacking the Colored Orphan Asylum” — wood engraving, Harper’s Weekly, August 1, 1863, public domain (Library of Congress).</w:t>
-      </w:r>
-    </w:p>
-    <w:p>
-      <w:pPr>
-        <w:spacing w:before="200"/>
-      </w:pPr>
-      <w:r>
-        <w:rPr>
-          <w:b/>
-          <w:color w:val="B1442F"/>
-          <w:sz w:val="28"/>
-        </w:rPr>
-        <w:t>Untangle the Causes</w:t>
-      </w:r>
-    </w:p>
-    <w:p>
-      <w:r>
-        <w:rPr>
-          <w:b/>
-          <w:color w:val="6A6256"/>
-          <w:sz w:val="17"/>
-        </w:rPr>
-        <w:t>YOUR TURN</w:t>
-      </w:r>
-    </w:p>
-    <w:p>
-      <w:r>
-        <w:rPr>
-          <w:i/>
-          <w:color w:val="1C1714"/>
-          <w:sz w:val="22"/>
-        </w:rPr>
-        <w:t>You'll sort the many pressures behind the riots and practice multiple causation — the skill of explaining how several causes combine to produce one event.</w:t>
-      </w:r>
-    </w:p>
-    <w:p/>
     <w:p>
       <w:pPr>
         <w:jc w:val="center"/>
@@ -455,9 +594,160 @@
         <w:t>Promise &amp; Practice · ShadowDog Digital Studios · Unit 2</w:t>
       </w:r>
     </w:p>
+    <w:p>
+      <w:r>
+        <w:br w:type="page"/>
+      </w:r>
+    </w:p>
+    <w:tbl>
+      <w:tblPr>
+        <w:tblW w:type="auto" w:w="0"/>
+        <w:tblLayout w:type="autofit"/>
+        <w:tblLook w:firstColumn="1" w:firstRow="1" w:lastColumn="0" w:lastRow="0" w:noHBand="0" w:noVBand="1" w:val="04A0"/>
+      </w:tblPr>
+      <w:tblGrid>
+        <w:gridCol w:w="10224"/>
+      </w:tblGrid>
+      <w:tr>
+        <w:tc>
+          <w:tcPr>
+            <w:tcW w:type="dxa" w:w="10224"/>
+            <w:shd w:val="clear" w:fill="2c2219"/>
+          </w:tcPr>
+          <w:p>
+            <w:r>
+              <w:rPr>
+                <w:b/>
+                <w:color w:val="F0A184"/>
+                <w:sz w:val="28"/>
+              </w:rPr>
+              <w:t>TEACHER ANSWER KEY  —  The New York City Draft Riots — A House Divided</w:t>
+            </w:r>
+          </w:p>
+        </w:tc>
+      </w:tr>
+    </w:tbl>
+    <w:p/>
+    <w:p>
+      <w:r>
+        <w:rPr>
+          <w:b/>
+          <w:color w:val="B1442F"/>
+          <w:sz w:val="22"/>
+        </w:rPr>
+        <w:t xml:space="preserve">QUESTION 1:  </w:t>
+      </w:r>
+      <w:r>
+        <w:rPr>
+          <w:sz w:val="22"/>
+        </w:rPr>
+        <w:t>Open response.</w:t>
+      </w:r>
+    </w:p>
+    <w:p>
+      <w:pPr>
+        <w:ind w:left="432"/>
+      </w:pPr>
+      <w:r>
+        <w:rPr>
+          <w:i/>
+          <w:color w:val="6A6256"/>
+          <w:sz w:val="21"/>
+        </w:rPr>
+        <w:t>Look for a response along the lines of: “1)… 2)… 3)… 4)…”</w:t>
+      </w:r>
+    </w:p>
+    <w:p>
+      <w:r>
+        <w:rPr>
+          <w:b/>
+          <w:color w:val="B1442F"/>
+          <w:sz w:val="22"/>
+        </w:rPr>
+        <w:t xml:space="preserve">QUESTION 2:  </w:t>
+      </w:r>
+      <w:r>
+        <w:rPr>
+          <w:b/>
+          <w:sz w:val="22"/>
+        </w:rPr>
+        <w:t>Correct — D. it let the wealthy buy their way out, leaving the poor to do the fighting</w:t>
+      </w:r>
+    </w:p>
+    <w:p>
+      <w:pPr>
+        <w:ind w:left="432"/>
+      </w:pPr>
+      <w:r>
+        <w:rPr>
+          <w:i/>
+          <w:color w:val="6A6256"/>
+          <w:sz w:val="21"/>
+        </w:rPr>
+        <w:t>Right. At nearly a year's wages, $300 let the wealthy simply buy their way out — so the burden of fighting fell on those who could not pay. Hence ‘a rich man's war and a poor man's fight.’</w:t>
+      </w:r>
+    </w:p>
+    <w:p>
+      <w:r>
+        <w:rPr>
+          <w:b/>
+          <w:color w:val="B1442F"/>
+          <w:sz w:val="22"/>
+        </w:rPr>
+        <w:t xml:space="preserve">QUESTION 3:  </w:t>
+      </w:r>
+      <w:r>
+        <w:rPr>
+          <w:sz w:val="22"/>
+        </w:rPr>
+        <w:t>Open response.</w:t>
+      </w:r>
+    </w:p>
+    <w:p>
+      <w:pPr>
+        <w:ind w:left="432"/>
+      </w:pPr>
+      <w:r>
+        <w:rPr>
+          <w:i/>
+          <w:color w:val="6A6256"/>
+          <w:sz w:val="21"/>
+        </w:rPr>
+        <w:t>Look for a response along the lines of: “The anger shifted to Black residents because…”</w:t>
+      </w:r>
+    </w:p>
+    <w:p>
+      <w:r>
+        <w:rPr>
+          <w:b/>
+          <w:color w:val="B1442F"/>
+          <w:sz w:val="22"/>
+        </w:rPr>
+        <w:t xml:space="preserve">QUESTION 4:  </w:t>
+      </w:r>
+      <w:r>
+        <w:rPr>
+          <w:sz w:val="22"/>
+        </w:rPr>
+        <w:t>Open response.</w:t>
+      </w:r>
+    </w:p>
+    <w:p>
+      <w:pPr>
+        <w:ind w:left="432"/>
+      </w:pPr>
+      <w:r>
+        <w:rPr>
+          <w:i/>
+          <w:color w:val="6A6256"/>
+          <w:sz w:val="21"/>
+        </w:rPr>
+        <w:t>Look for a response along the lines of: “Blaming only the draft is too simple because…”</w:t>
+      </w:r>
+    </w:p>
     <w:sectPr>
       <w:pgSz w:w="12240" w:h="15840"/>
-      <w:pgMar w:top="1152" w:right="1152" w:bottom="1152" w:left="1152" w:header="720" w:footer="720" w:gutter="0"/>
+      <w:pgMar w:top="1008" w:right="1008" w:bottom="1008" w:left="1008" w:header="720" w:footer="720" w:gutter="0"/>
       <w:cols w:space="720"/>
       <w:docGrid w:linePitch="360"/>
     </w:sectPr>
